--- a/pr-preview/pr-168/chapters/manuscript-submission-tracked-changes.docx
+++ b/pr-preview/pr-168/chapters/manuscript-submission-tracked-changes.docx
@@ -26,7 +26,7 @@
       </w:pPr>
       <w:ins w:id="2" w:author="PR Preview" w:date="2026-01-01T00:00:00Z">
         <w:r>
-          <w:t xml:space="preserve">Last modified: 2026-10-12 14:46:54 (PDT)</w:t>
+          <w:t xml:space="preserve">Last modified: 2026-10-12 15:27:23 (PDT)</w:t>
         </w:r>
       </w:ins>
     </w:p>
@@ -3891,7 +3891,7 @@
       </w:r>
     </w:p>
     <w:bookmarkEnd w:id="34"/>
-    <w:bookmarkStart w:id="36" w:name="prose"/>
+    <w:bookmarkStart w:id="37" w:name="prose"/>
     <w:p>
       <w:pPr>
         <w:pStyle w:val="Heading2"/>
@@ -4144,7 +4144,7 @@
       </w:pPr>
       <w:ins w:id="29" w:author="PR Preview" w:date="2026-01-01T00:00:00Z">
         <w:r>
-          <w:t xml:space="preserve">Avoid stock phrases and AI tells,</w:t>
+          <w:t xml:space="preserve">Avoid stock phrases and</w:t>
         </w:r>
       </w:ins>
       <w:ins w:id="30" w:author="PR Preview" w:date="2026-01-01T00:00:00Z">
@@ -4152,24 +4152,29 @@
           <w:t xml:space="preserve"> </w:t>
         </w:r>
       </w:ins>
-      <w:ins w:id="31" w:author="PR Preview" w:date="2026-01-01T00:00:00Z">
+      <w:hyperlink r:id="rId35">
+        <w:ins w:id="31" w:author="PR Preview" w:date="2026-01-01T00:00:00Z">
+          <w:r>
+            <w:rPr>
+              <w:rStyle w:val="Hyperlink"/>
+            </w:rPr>
+            <w:t xml:space="preserve">AI tells</w:t>
+          </w:r>
+        </w:ins>
+      </w:hyperlink>
+      <w:ins w:id="32" w:author="PR Preview" w:date="2026-01-01T00:00:00Z">
         <w:r>
-          <w:t xml:space="preserve">such as</w:t>
+          <w:t xml:space="preserve">,</w:t>
         </w:r>
       </w:ins>
-      <w:ins w:id="32" w:author="PR Preview" w:date="2026-01-01T00:00:00Z">
+      <w:ins w:id="33" w:author="PR Preview" w:date="2026-01-01T00:00:00Z">
         <w:r>
           <w:t xml:space="preserve"> </w:t>
         </w:r>
       </w:ins>
-      <w:ins w:id="33" w:author="PR Preview" w:date="2026-01-01T00:00:00Z">
-        <w:r>
-          <w:t xml:space="preserve">“novel”</w:t>
-        </w:r>
-      </w:ins>
       <w:ins w:id="34" w:author="PR Preview" w:date="2026-01-01T00:00:00Z">
         <w:r>
-          <w:t xml:space="preserve">,</w:t>
+          <w:t xml:space="preserve">such as</w:t>
         </w:r>
       </w:ins>
       <w:ins w:id="35" w:author="PR Preview" w:date="2026-01-01T00:00:00Z">
@@ -4179,7 +4184,7 @@
       </w:ins>
       <w:ins w:id="36" w:author="PR Preview" w:date="2026-01-01T00:00:00Z">
         <w:r>
-          <w:t xml:space="preserve">“groundbreaking”</w:t>
+          <w:t xml:space="preserve">“novel”</w:t>
         </w:r>
       </w:ins>
       <w:ins w:id="37" w:author="PR Preview" w:date="2026-01-01T00:00:00Z">
@@ -4194,7 +4199,7 @@
       </w:ins>
       <w:ins w:id="39" w:author="PR Preview" w:date="2026-01-01T00:00:00Z">
         <w:r>
-          <w:t xml:space="preserve">“delve”</w:t>
+          <w:t xml:space="preserve">“groundbreaking”</w:t>
         </w:r>
       </w:ins>
       <w:ins w:id="40" w:author="PR Preview" w:date="2026-01-01T00:00:00Z">
@@ -4209,7 +4214,7 @@
       </w:ins>
       <w:ins w:id="42" w:author="PR Preview" w:date="2026-01-01T00:00:00Z">
         <w:r>
-          <w:t xml:space="preserve">“crucial”</w:t>
+          <w:t xml:space="preserve">“delve”</w:t>
         </w:r>
       </w:ins>
       <w:ins w:id="43" w:author="PR Preview" w:date="2026-01-01T00:00:00Z">
@@ -4224,46 +4229,61 @@
       </w:ins>
       <w:ins w:id="45" w:author="PR Preview" w:date="2026-01-01T00:00:00Z">
         <w:r>
-          <w:t xml:space="preserve">and</w:t>
+          <w:t xml:space="preserve">“crucial”</w:t>
         </w:r>
       </w:ins>
       <w:ins w:id="46" w:author="PR Preview" w:date="2026-01-01T00:00:00Z">
         <w:r>
-          <w:t xml:space="preserve"> </w:t>
+          <w:t xml:space="preserve">,</w:t>
         </w:r>
       </w:ins>
       <w:ins w:id="47" w:author="PR Preview" w:date="2026-01-01T00:00:00Z">
         <w:r>
-          <w:t xml:space="preserve">“not just X but Y”</w:t>
+          <w:t xml:space="preserve"> </w:t>
         </w:r>
       </w:ins>
       <w:ins w:id="48" w:author="PR Preview" w:date="2026-01-01T00:00:00Z">
         <w:r>
-          <w:t xml:space="preserve"> </w:t>
+          <w:t xml:space="preserve">and</w:t>
         </w:r>
       </w:ins>
       <w:ins w:id="49" w:author="PR Preview" w:date="2026-01-01T00:00:00Z">
         <w:r>
-          <w:t xml:space="preserve">constructions.</w:t>
+          <w:t xml:space="preserve"> </w:t>
         </w:r>
       </w:ins>
       <w:ins w:id="50" w:author="PR Preview" w:date="2026-01-01T00:00:00Z">
         <w:r>
-          <w:t xml:space="preserve"> </w:t>
+          <w:t xml:space="preserve">“not just X but Y”</w:t>
         </w:r>
       </w:ins>
       <w:ins w:id="51" w:author="PR Preview" w:date="2026-01-01T00:00:00Z">
         <w:r>
-          <w:t xml:space="preserve">See</w:t>
+          <w:t xml:space="preserve"> </w:t>
         </w:r>
       </w:ins>
       <w:ins w:id="52" w:author="PR Preview" w:date="2026-01-01T00:00:00Z">
         <w:r>
+          <w:t xml:space="preserve">constructions.</w:t>
+        </w:r>
+      </w:ins>
+      <w:ins w:id="53" w:author="PR Preview" w:date="2026-01-01T00:00:00Z">
+        <w:r>
           <w:t xml:space="preserve"> </w:t>
         </w:r>
       </w:ins>
-      <w:hyperlink r:id="rId35">
-        <w:ins w:id="53" w:author="PR Preview" w:date="2026-01-01T00:00:00Z">
+      <w:ins w:id="54" w:author="PR Preview" w:date="2026-01-01T00:00:00Z">
+        <w:r>
+          <w:t xml:space="preserve">See</w:t>
+        </w:r>
+      </w:ins>
+      <w:ins w:id="55" w:author="PR Preview" w:date="2026-01-01T00:00:00Z">
+        <w:r>
+          <w:t xml:space="preserve"> </w:t>
+        </w:r>
+      </w:ins>
+      <w:hyperlink r:id="rId36">
+        <w:ins w:id="56" w:author="PR Preview" w:date="2026-01-01T00:00:00Z">
           <w:r>
             <w:rPr>
               <w:rStyle w:val="Hyperlink"/>
@@ -4272,7 +4292,7 @@
           </w:r>
         </w:ins>
       </w:hyperlink>
-      <w:ins w:id="54" w:author="PR Preview" w:date="2026-01-01T00:00:00Z">
+      <w:ins w:id="57" w:author="PR Preview" w:date="2026-01-01T00:00:00Z">
         <w:r>
           <w:t xml:space="preserve">.</w:t>
         </w:r>
@@ -4392,8 +4412,8 @@
         <w:t xml:space="preserve">Define every group, period, and outcome before you use it.</w:t>
       </w:r>
     </w:p>
-    <w:bookmarkEnd w:id="36"/>
-    <w:bookmarkStart w:id="38" w:name="required-statements"/>
+    <w:bookmarkEnd w:id="37"/>
+    <w:bookmarkStart w:id="39" w:name="required-statements"/>
     <w:p>
       <w:pPr>
         <w:pStyle w:val="Heading2"/>
@@ -4442,7 +4462,7 @@
       <w:r>
         <w:t xml:space="preserve"> </w:t>
       </w:r>
-      <w:hyperlink r:id="rId37">
+      <w:hyperlink r:id="rId38">
         <w:r>
           <w:rPr>
             <w:rStyle w:val="Hyperlink"/>
@@ -4520,8 +4540,8 @@
         <w:t xml:space="preserve">prior presentation or preprints.</w:t>
       </w:r>
     </w:p>
-    <w:bookmarkEnd w:id="38"/>
-    <w:bookmarkStart w:id="39" w:name="rendering-and-layout-in-quarto"/>
+    <w:bookmarkEnd w:id="39"/>
+    <w:bookmarkStart w:id="40" w:name="rendering-and-layout-in-quarto"/>
     <w:p>
       <w:pPr>
         <w:pStyle w:val="Heading2"/>
@@ -4643,8 +4663,8 @@
         <w:t xml:space="preserve">Check that every cross-reference resolves.</w:t>
       </w:r>
     </w:p>
-    <w:bookmarkEnd w:id="39"/>
-    <w:bookmarkStart w:id="40" w:name="submission-checklist"/>
+    <w:bookmarkEnd w:id="40"/>
+    <w:bookmarkStart w:id="41" w:name="submission-checklist"/>
     <w:p>
       <w:pPr>
         <w:pStyle w:val="Heading2"/>
@@ -5069,7 +5089,21 @@
         </w:numPr>
       </w:pPr>
       <w:r>
-        <w:t xml:space="preserve">The prose has been checked for AI tells,</w:t>
+        <w:t xml:space="preserve">The prose has been checked for</w:t>
+      </w:r>
+      <w:r>
+        <w:t xml:space="preserve"> </w:t>
+      </w:r>
+      <w:hyperlink r:id="rId35">
+        <w:r>
+          <w:rPr>
+            <w:rStyle w:val="Hyperlink"/>
+          </w:rPr>
+          <w:t xml:space="preserve">AI tells</w:t>
+        </w:r>
+      </w:hyperlink>
+      <w:r>
+        <w:t xml:space="preserve">,</w:t>
       </w:r>
       <w:r>
         <w:t xml:space="preserve"> </w:t>
@@ -5108,7 +5142,7 @@
         <w:t xml:space="preserve">and any suggested or excluded reviewers.</w:t>
       </w:r>
     </w:p>
-    <w:bookmarkEnd w:id="40"/>
+    <w:bookmarkEnd w:id="41"/>
     <w:sectPr>
       <w:footnotePr>
         <w:numRestart w:val="eachSect"/>

--- a/pr-preview/pr-168/chapters/manuscript-submission-tracked-changes.docx
+++ b/pr-preview/pr-168/chapters/manuscript-submission-tracked-changes.docx
@@ -26,7 +26,7 @@
       </w:pPr>
       <w:ins w:id="2" w:author="PR Preview" w:date="2026-01-01T00:00:00Z">
         <w:r>
-          <w:t xml:space="preserve">Last modified: 2026-10-12 15:27:23 (PDT)</w:t>
+          <w:t xml:space="preserve">Last modified: 2026-10-12 16:12:27 (PDT)</w:t>
         </w:r>
       </w:ins>
     </w:p>

--- a/pr-preview/pr-168/chapters/manuscript-submission-tracked-changes.docx
+++ b/pr-preview/pr-168/chapters/manuscript-submission-tracked-changes.docx
@@ -16,7 +16,7 @@
       </w:pPr>
       <w:del w:id="1" w:author="PR Preview" w:date="2026-01-01T00:00:00Z">
         <w:r>
-          <w:delText xml:space="preserve">Last modified: 2026-10-12 00:36:15 (PDT)</w:delText>
+          <w:delText xml:space="preserve">Last modified: 2026-10-12 22:10:26 (PDT)</w:delText>
         </w:r>
       </w:del>
     </w:p>
@@ -26,7 +26,7 @@
       </w:pPr>
       <w:ins w:id="2" w:author="PR Preview" w:date="2026-01-01T00:00:00Z">
         <w:r>
-          <w:t xml:space="preserve">Last modified: 2026-10-12 16:12:27 (PDT)</w:t>
+          <w:t xml:space="preserve">Last modified: 2026-10-12 22:31:45 (PDT)</w:t>
         </w:r>
       </w:ins>
     </w:p>
